--- a/FSD MERN - Data Structures and Algorithms MARCH 2026 batch 1/FSD MERN - Data Structures and Algorithms - Day 3 - 28-03-2026.docx
+++ b/FSD MERN - Data Structures and Algorithms MARCH 2026 batch 1/FSD MERN - Data Structures and Algorithms - Day 3 - 28-03-2026.docx
@@ -66,6 +66,1746 @@
     </w:p>
     <w:p>
       <w:pPr>
+        <w:rPr>
+          <w:sz w:val="28"/>
+          <w:szCs w:val="28"/>
+        </w:rPr>
+      </w:pPr>
+      <w:r>
+        <w:rPr>
+          <w:sz w:val="28"/>
+          <w:szCs w:val="28"/>
+        </w:rPr>
+        <w:t xml:space="preserve">Linked List </w:t>
+      </w:r>
+    </w:p>
+    <w:p>
+      <w:pPr>
+        <w:rPr>
+          <w:sz w:val="28"/>
+          <w:szCs w:val="28"/>
+        </w:rPr>
+      </w:pPr>
+      <w:r>
+        <w:rPr>
+          <w:sz w:val="28"/>
+          <w:szCs w:val="28"/>
+        </w:rPr>
+        <w:t xml:space="preserve">Linked List is a linear data structure where elements use node concept to connect another node using reference or pointer. Linked list doesn’t use concept as index </w:t>
+      </w:r>
+    </w:p>
+    <w:p>
+      <w:pPr>
+        <w:rPr>
+          <w:sz w:val="28"/>
+          <w:szCs w:val="28"/>
+        </w:rPr>
+      </w:pPr>
+      <w:r>
+        <w:rPr>
+          <w:sz w:val="28"/>
+          <w:szCs w:val="28"/>
+        </w:rPr>
+        <w:t xml:space="preserve">Each node contains </w:t>
+      </w:r>
+    </w:p>
+    <w:p>
+      <w:pPr>
+        <w:pStyle w:val="ListParagraph"/>
+        <w:numPr>
+          <w:ilvl w:val="0"/>
+          <w:numId w:val="13"/>
+        </w:numPr>
+        <w:rPr>
+          <w:sz w:val="28"/>
+          <w:szCs w:val="28"/>
+        </w:rPr>
+      </w:pPr>
+      <w:r>
+        <w:rPr>
+          <w:sz w:val="28"/>
+          <w:szCs w:val="28"/>
+        </w:rPr>
+        <w:t xml:space="preserve">Data of type number, string, object etc </w:t>
+      </w:r>
+    </w:p>
+    <w:p>
+      <w:pPr>
+        <w:pStyle w:val="ListParagraph"/>
+        <w:numPr>
+          <w:ilvl w:val="0"/>
+          <w:numId w:val="13"/>
+        </w:numPr>
+        <w:rPr>
+          <w:sz w:val="28"/>
+          <w:szCs w:val="28"/>
+        </w:rPr>
+      </w:pPr>
+      <w:r>
+        <w:rPr>
+          <w:sz w:val="28"/>
+          <w:szCs w:val="28"/>
+        </w:rPr>
+        <w:t xml:space="preserve">Reference or pointer of another node. </w:t>
+      </w:r>
+    </w:p>
+    <w:p>
+      <w:pPr>
+        <w:ind w:left="360"/>
+        <w:rPr>
+          <w:sz w:val="28"/>
+          <w:szCs w:val="28"/>
+        </w:rPr>
+      </w:pPr>
+      <w:r>
+        <w:rPr>
+          <w:sz w:val="28"/>
+          <w:szCs w:val="28"/>
+        </w:rPr>
+        <w:t xml:space="preserve">Types of linked list </w:t>
+      </w:r>
+    </w:p>
+    <w:p>
+      <w:pPr>
+        <w:pStyle w:val="ListParagraph"/>
+        <w:numPr>
+          <w:ilvl w:val="0"/>
+          <w:numId w:val="14"/>
+        </w:numPr>
+        <w:rPr>
+          <w:sz w:val="28"/>
+          <w:szCs w:val="28"/>
+        </w:rPr>
+      </w:pPr>
+      <w:r>
+        <w:rPr>
+          <w:sz w:val="28"/>
+          <w:szCs w:val="28"/>
+        </w:rPr>
+        <w:t>Single linked list</w:t>
+      </w:r>
+    </w:p>
+    <w:p>
+      <w:pPr>
+        <w:pStyle w:val="ListParagraph"/>
+        <w:rPr>
+          <w:sz w:val="28"/>
+          <w:szCs w:val="28"/>
+        </w:rPr>
+      </w:pPr>
+      <w:r>
+        <w:rPr>
+          <w:sz w:val="28"/>
+          <w:szCs w:val="28"/>
+        </w:rPr>
+        <w:t>Tail</w:t>
+      </w:r>
+      <w:r>
+        <w:rPr>
+          <w:sz w:val="28"/>
+          <w:szCs w:val="28"/>
+        </w:rPr>
+        <w:tab/>
+      </w:r>
+      <w:r>
+        <w:rPr>
+          <w:sz w:val="28"/>
+          <w:szCs w:val="28"/>
+        </w:rPr>
+        <w:tab/>
+      </w:r>
+      <w:r>
+        <w:rPr>
+          <w:sz w:val="28"/>
+          <w:szCs w:val="28"/>
+        </w:rPr>
+        <w:tab/>
+      </w:r>
+      <w:r>
+        <w:rPr>
+          <w:sz w:val="28"/>
+          <w:szCs w:val="28"/>
+        </w:rPr>
+        <w:tab/>
+      </w:r>
+      <w:r>
+        <w:rPr>
+          <w:sz w:val="28"/>
+          <w:szCs w:val="28"/>
+        </w:rPr>
+        <w:tab/>
+      </w:r>
+      <w:r>
+        <w:rPr>
+          <w:sz w:val="28"/>
+          <w:szCs w:val="28"/>
+        </w:rPr>
+        <w:tab/>
+      </w:r>
+      <w:r>
+        <w:rPr>
+          <w:sz w:val="28"/>
+          <w:szCs w:val="28"/>
+        </w:rPr>
+        <w:tab/>
+        <w:t xml:space="preserve">head </w:t>
+      </w:r>
+    </w:p>
+    <w:p>
+      <w:pPr>
+        <w:pStyle w:val="ListParagraph"/>
+        <w:rPr>
+          <w:sz w:val="28"/>
+          <w:szCs w:val="28"/>
+        </w:rPr>
+      </w:pPr>
+      <w:r>
+        <w:rPr>
+          <w:sz w:val="28"/>
+          <w:szCs w:val="28"/>
+        </w:rPr>
+        <w:t>[</w:t>
+      </w:r>
+      <w:proofErr w:type="spellStart"/>
+      <w:r>
+        <w:rPr>
+          <w:sz w:val="28"/>
+          <w:szCs w:val="28"/>
+        </w:rPr>
+        <w:t>data|nextref</w:t>
+      </w:r>
+      <w:proofErr w:type="spellEnd"/>
+      <w:r>
+        <w:rPr>
+          <w:sz w:val="28"/>
+          <w:szCs w:val="28"/>
+        </w:rPr>
+        <w:t>]</w:t>
+      </w:r>
+      <w:r>
+        <w:rPr>
+          <w:sz w:val="28"/>
+          <w:szCs w:val="28"/>
+        </w:rPr>
+        <w:sym w:font="Wingdings" w:char="F0E0"/>
+      </w:r>
+      <w:r>
+        <w:rPr>
+          <w:sz w:val="28"/>
+          <w:szCs w:val="28"/>
+        </w:rPr>
+        <w:t>[</w:t>
+      </w:r>
+      <w:proofErr w:type="spellStart"/>
+      <w:r>
+        <w:rPr>
+          <w:sz w:val="28"/>
+          <w:szCs w:val="28"/>
+        </w:rPr>
+        <w:t>data|</w:t>
+      </w:r>
+      <w:proofErr w:type="gramStart"/>
+      <w:r>
+        <w:rPr>
+          <w:sz w:val="28"/>
+          <w:szCs w:val="28"/>
+        </w:rPr>
+        <w:t>nextref</w:t>
+      </w:r>
+      <w:proofErr w:type="spellEnd"/>
+      <w:r>
+        <w:rPr>
+          <w:sz w:val="28"/>
+          <w:szCs w:val="28"/>
+        </w:rPr>
+        <w:t>]--</w:t>
+      </w:r>
+      <w:proofErr w:type="gramEnd"/>
+      <w:r>
+        <w:rPr>
+          <w:sz w:val="28"/>
+          <w:szCs w:val="28"/>
+        </w:rPr>
+        <w:t>&gt;[</w:t>
+      </w:r>
+      <w:proofErr w:type="spellStart"/>
+      <w:r>
+        <w:rPr>
+          <w:sz w:val="28"/>
+          <w:szCs w:val="28"/>
+        </w:rPr>
+        <w:t>data|nextref</w:t>
+      </w:r>
+      <w:proofErr w:type="spellEnd"/>
+      <w:r>
+        <w:rPr>
+          <w:sz w:val="28"/>
+          <w:szCs w:val="28"/>
+        </w:rPr>
+        <w:t>]</w:t>
+      </w:r>
+      <w:r>
+        <w:rPr>
+          <w:sz w:val="28"/>
+          <w:szCs w:val="28"/>
+        </w:rPr>
+        <w:sym w:font="Wingdings" w:char="F0E0"/>
+      </w:r>
+      <w:r>
+        <w:rPr>
+          <w:sz w:val="28"/>
+          <w:szCs w:val="28"/>
+        </w:rPr>
+        <w:t xml:space="preserve">null  </w:t>
+      </w:r>
+    </w:p>
+    <w:p>
+      <w:pPr>
+        <w:pStyle w:val="ListParagraph"/>
+        <w:numPr>
+          <w:ilvl w:val="0"/>
+          <w:numId w:val="14"/>
+        </w:numPr>
+        <w:rPr>
+          <w:sz w:val="28"/>
+          <w:szCs w:val="28"/>
+        </w:rPr>
+      </w:pPr>
+      <w:r>
+        <w:rPr>
+          <w:sz w:val="28"/>
+          <w:szCs w:val="28"/>
+        </w:rPr>
+        <w:t xml:space="preserve">Double linked list </w:t>
+      </w:r>
+    </w:p>
+    <w:p>
+      <w:pPr>
+        <w:ind w:left="1440"/>
+        <w:rPr>
+          <w:sz w:val="28"/>
+          <w:szCs w:val="28"/>
+        </w:rPr>
+      </w:pPr>
+      <w:r>
+        <w:rPr>
+          <w:sz w:val="28"/>
+          <w:szCs w:val="28"/>
+        </w:rPr>
+        <w:t xml:space="preserve">Tail </w:t>
+      </w:r>
+      <w:r>
+        <w:rPr>
+          <w:sz w:val="28"/>
+          <w:szCs w:val="28"/>
+        </w:rPr>
+        <w:tab/>
+      </w:r>
+      <w:r>
+        <w:rPr>
+          <w:sz w:val="28"/>
+          <w:szCs w:val="28"/>
+        </w:rPr>
+        <w:tab/>
+      </w:r>
+      <w:r>
+        <w:rPr>
+          <w:sz w:val="28"/>
+          <w:szCs w:val="28"/>
+        </w:rPr>
+        <w:tab/>
+      </w:r>
+      <w:r>
+        <w:rPr>
+          <w:sz w:val="28"/>
+          <w:szCs w:val="28"/>
+        </w:rPr>
+        <w:tab/>
+      </w:r>
+      <w:r>
+        <w:rPr>
+          <w:sz w:val="28"/>
+          <w:szCs w:val="28"/>
+        </w:rPr>
+        <w:tab/>
+      </w:r>
+      <w:r>
+        <w:rPr>
+          <w:sz w:val="28"/>
+          <w:szCs w:val="28"/>
+        </w:rPr>
+        <w:tab/>
+        <w:t xml:space="preserve">head </w:t>
+      </w:r>
+    </w:p>
+    <w:p>
+      <w:pPr>
+        <w:pStyle w:val="ListParagraph"/>
+        <w:rPr>
+          <w:sz w:val="28"/>
+          <w:szCs w:val="28"/>
+        </w:rPr>
+      </w:pPr>
+      <w:r>
+        <w:rPr>
+          <w:sz w:val="28"/>
+          <w:szCs w:val="28"/>
+        </w:rPr>
+        <w:t>null&lt;-[</w:t>
+      </w:r>
+      <w:proofErr w:type="spellStart"/>
+      <w:r>
+        <w:rPr>
+          <w:sz w:val="28"/>
+          <w:szCs w:val="28"/>
+        </w:rPr>
+        <w:t>preref|data|</w:t>
+      </w:r>
+      <w:proofErr w:type="gramStart"/>
+      <w:r>
+        <w:rPr>
+          <w:sz w:val="28"/>
+          <w:szCs w:val="28"/>
+        </w:rPr>
+        <w:t>nextref</w:t>
+      </w:r>
+      <w:proofErr w:type="spellEnd"/>
+      <w:r>
+        <w:rPr>
+          <w:sz w:val="28"/>
+          <w:szCs w:val="28"/>
+        </w:rPr>
+        <w:t>]&lt;</w:t>
+      </w:r>
+      <w:proofErr w:type="gramEnd"/>
+      <w:r>
+        <w:rPr>
+          <w:sz w:val="28"/>
+          <w:szCs w:val="28"/>
+        </w:rPr>
+        <w:t>-&gt;[</w:t>
+      </w:r>
+      <w:proofErr w:type="spellStart"/>
+      <w:r>
+        <w:rPr>
+          <w:sz w:val="28"/>
+          <w:szCs w:val="28"/>
+        </w:rPr>
+        <w:t>preref|data|nextref</w:t>
+      </w:r>
+      <w:proofErr w:type="spellEnd"/>
+      <w:r>
+        <w:rPr>
+          <w:sz w:val="28"/>
+          <w:szCs w:val="28"/>
+        </w:rPr>
+        <w:t>]-&gt;null</w:t>
+      </w:r>
+    </w:p>
+    <w:p>
+      <w:pPr>
+        <w:pStyle w:val="ListParagraph"/>
+        <w:numPr>
+          <w:ilvl w:val="0"/>
+          <w:numId w:val="14"/>
+        </w:numPr>
+        <w:rPr>
+          <w:sz w:val="28"/>
+          <w:szCs w:val="28"/>
+        </w:rPr>
+      </w:pPr>
+      <w:r>
+        <w:rPr>
+          <w:sz w:val="28"/>
+          <w:szCs w:val="28"/>
+        </w:rPr>
+        <w:t xml:space="preserve">Circular linked list </w:t>
+      </w:r>
+    </w:p>
+    <w:p>
+      <w:pPr>
+        <w:pStyle w:val="ListParagraph"/>
+        <w:numPr>
+          <w:ilvl w:val="1"/>
+          <w:numId w:val="14"/>
+        </w:numPr>
+        <w:rPr>
+          <w:sz w:val="28"/>
+          <w:szCs w:val="28"/>
+        </w:rPr>
+      </w:pPr>
+      <w:r>
+        <w:rPr>
+          <w:sz w:val="28"/>
+          <w:szCs w:val="28"/>
+        </w:rPr>
+        <w:t xml:space="preserve">Single circular linked list </w:t>
+      </w:r>
+    </w:p>
+    <w:p>
+      <w:pPr>
+        <w:pStyle w:val="ListParagraph"/>
+        <w:numPr>
+          <w:ilvl w:val="1"/>
+          <w:numId w:val="14"/>
+        </w:numPr>
+        <w:rPr>
+          <w:sz w:val="28"/>
+          <w:szCs w:val="28"/>
+        </w:rPr>
+      </w:pPr>
+      <w:r>
+        <w:rPr>
+          <w:sz w:val="28"/>
+          <w:szCs w:val="28"/>
+        </w:rPr>
+        <w:t xml:space="preserve">Double circular linked list </w:t>
+      </w:r>
+    </w:p>
+    <w:p>
+      <w:pPr>
+        <w:pStyle w:val="ListParagraph"/>
+        <w:rPr>
+          <w:sz w:val="28"/>
+          <w:szCs w:val="28"/>
+        </w:rPr>
+      </w:pPr>
+      <w:r>
+        <w:rPr>
+          <w:sz w:val="28"/>
+          <w:szCs w:val="28"/>
+        </w:rPr>
+        <w:t xml:space="preserve">In circular linked list last node connect to previous node </w:t>
+      </w:r>
+      <w:proofErr w:type="spellStart"/>
+      <w:r>
+        <w:rPr>
+          <w:sz w:val="28"/>
+          <w:szCs w:val="28"/>
+        </w:rPr>
+        <w:t>ie</w:t>
+      </w:r>
+      <w:proofErr w:type="spellEnd"/>
+      <w:r>
+        <w:rPr>
+          <w:sz w:val="28"/>
+          <w:szCs w:val="28"/>
+        </w:rPr>
+        <w:t xml:space="preserve"> may be single (unidirectional) double (bi-directional). </w:t>
+      </w:r>
+    </w:p>
+    <w:p>
+      <w:pPr>
+        <w:pStyle w:val="ListParagraph"/>
+        <w:rPr>
+          <w:sz w:val="28"/>
+          <w:szCs w:val="28"/>
+        </w:rPr>
+      </w:pPr>
+    </w:p>
+    <w:p>
+      <w:pPr>
+        <w:rPr>
+          <w:sz w:val="28"/>
+          <w:szCs w:val="28"/>
+          <w:highlight w:val="yellow"/>
+        </w:rPr>
+      </w:pPr>
+    </w:p>
+    <w:p>
+      <w:pPr>
+        <w:rPr>
+          <w:sz w:val="28"/>
+          <w:szCs w:val="28"/>
+          <w:highlight w:val="yellow"/>
+        </w:rPr>
+      </w:pPr>
+    </w:p>
+    <w:p>
+      <w:pPr>
+        <w:rPr>
+          <w:sz w:val="28"/>
+          <w:szCs w:val="28"/>
+          <w:highlight w:val="yellow"/>
+        </w:rPr>
+      </w:pPr>
+    </w:p>
+    <w:p>
+      <w:pPr>
+        <w:rPr>
+          <w:sz w:val="28"/>
+          <w:szCs w:val="28"/>
+          <w:highlight w:val="yellow"/>
+        </w:rPr>
+      </w:pPr>
+    </w:p>
+    <w:p>
+      <w:pPr>
+        <w:rPr>
+          <w:sz w:val="28"/>
+          <w:szCs w:val="28"/>
+          <w:highlight w:val="yellow"/>
+        </w:rPr>
+      </w:pPr>
+    </w:p>
+    <w:p>
+      <w:pPr>
+        <w:rPr>
+          <w:sz w:val="28"/>
+          <w:szCs w:val="28"/>
+          <w:highlight w:val="yellow"/>
+        </w:rPr>
+      </w:pPr>
+    </w:p>
+    <w:p>
+      <w:pPr>
+        <w:rPr>
+          <w:sz w:val="28"/>
+          <w:szCs w:val="28"/>
+          <w:highlight w:val="yellow"/>
+        </w:rPr>
+      </w:pPr>
+    </w:p>
+    <w:p>
+      <w:pPr>
+        <w:rPr>
+          <w:sz w:val="28"/>
+          <w:szCs w:val="28"/>
+        </w:rPr>
+      </w:pPr>
+      <w:proofErr w:type="spellStart"/>
+      <w:proofErr w:type="gramStart"/>
+      <w:r>
+        <w:rPr>
+          <w:sz w:val="28"/>
+          <w:szCs w:val="28"/>
+          <w:highlight w:val="yellow"/>
+        </w:rPr>
+        <w:t>Non linear</w:t>
+      </w:r>
+      <w:proofErr w:type="spellEnd"/>
+      <w:proofErr w:type="gramEnd"/>
+      <w:r>
+        <w:rPr>
+          <w:sz w:val="28"/>
+          <w:szCs w:val="28"/>
+          <w:highlight w:val="yellow"/>
+        </w:rPr>
+        <w:t xml:space="preserve"> Data structure</w:t>
+      </w:r>
+      <w:r>
+        <w:rPr>
+          <w:sz w:val="28"/>
+          <w:szCs w:val="28"/>
+        </w:rPr>
+        <w:t xml:space="preserve"> </w:t>
+      </w:r>
+    </w:p>
+    <w:p>
+      <w:pPr>
+        <w:rPr>
+          <w:sz w:val="28"/>
+          <w:szCs w:val="28"/>
+        </w:rPr>
+      </w:pPr>
+      <w:proofErr w:type="gramStart"/>
+      <w:r>
+        <w:rPr>
+          <w:sz w:val="28"/>
+          <w:szCs w:val="28"/>
+        </w:rPr>
+        <w:t>Tree :</w:t>
+      </w:r>
+      <w:proofErr w:type="gramEnd"/>
+      <w:r>
+        <w:rPr>
+          <w:sz w:val="28"/>
+          <w:szCs w:val="28"/>
+        </w:rPr>
+        <w:t xml:space="preserve"> Tree is </w:t>
+      </w:r>
+      <w:proofErr w:type="gramStart"/>
+      <w:r>
+        <w:rPr>
+          <w:sz w:val="28"/>
+          <w:szCs w:val="28"/>
+        </w:rPr>
+        <w:t>non linear</w:t>
+      </w:r>
+      <w:proofErr w:type="gramEnd"/>
+      <w:r>
+        <w:rPr>
+          <w:sz w:val="28"/>
+          <w:szCs w:val="28"/>
+        </w:rPr>
+        <w:t xml:space="preserve"> data structure which use node concept. Tree </w:t>
+      </w:r>
+      <w:proofErr w:type="gramStart"/>
+      <w:r>
+        <w:rPr>
+          <w:sz w:val="28"/>
+          <w:szCs w:val="28"/>
+        </w:rPr>
+        <w:t>are</w:t>
+      </w:r>
+      <w:proofErr w:type="gramEnd"/>
+      <w:r>
+        <w:rPr>
+          <w:sz w:val="28"/>
+          <w:szCs w:val="28"/>
+        </w:rPr>
+        <w:t xml:space="preserve"> organized in a hierarchy manner. </w:t>
+      </w:r>
+    </w:p>
+    <w:p>
+      <w:pPr>
+        <w:rPr>
+          <w:sz w:val="28"/>
+          <w:szCs w:val="28"/>
+        </w:rPr>
+      </w:pPr>
+      <w:r>
+        <w:rPr>
+          <w:sz w:val="28"/>
+          <w:szCs w:val="28"/>
+        </w:rPr>
+        <w:t xml:space="preserve">Tree Data structure concept. </w:t>
+      </w:r>
+    </w:p>
+    <w:p>
+      <w:pPr>
+        <w:pStyle w:val="ListParagraph"/>
+        <w:numPr>
+          <w:ilvl w:val="0"/>
+          <w:numId w:val="15"/>
+        </w:numPr>
+        <w:rPr>
+          <w:sz w:val="28"/>
+          <w:szCs w:val="28"/>
+        </w:rPr>
+      </w:pPr>
+      <w:r>
+        <w:rPr>
+          <w:sz w:val="28"/>
+          <w:szCs w:val="28"/>
+        </w:rPr>
+        <w:t xml:space="preserve">Root </w:t>
+      </w:r>
+      <w:proofErr w:type="gramStart"/>
+      <w:r>
+        <w:rPr>
+          <w:sz w:val="28"/>
+          <w:szCs w:val="28"/>
+        </w:rPr>
+        <w:t>node :</w:t>
+      </w:r>
+      <w:proofErr w:type="gramEnd"/>
+      <w:r>
+        <w:rPr>
+          <w:sz w:val="28"/>
+          <w:szCs w:val="28"/>
+        </w:rPr>
+        <w:t xml:space="preserve"> the </w:t>
+      </w:r>
+      <w:proofErr w:type="gramStart"/>
+      <w:r>
+        <w:rPr>
+          <w:sz w:val="28"/>
+          <w:szCs w:val="28"/>
+        </w:rPr>
+        <w:t>top most</w:t>
+      </w:r>
+      <w:proofErr w:type="gramEnd"/>
+      <w:r>
+        <w:rPr>
+          <w:sz w:val="28"/>
+          <w:szCs w:val="28"/>
+        </w:rPr>
+        <w:t xml:space="preserve"> node in the tree </w:t>
+      </w:r>
+    </w:p>
+    <w:p>
+      <w:pPr>
+        <w:pStyle w:val="ListParagraph"/>
+        <w:numPr>
+          <w:ilvl w:val="0"/>
+          <w:numId w:val="15"/>
+        </w:numPr>
+        <w:rPr>
+          <w:sz w:val="28"/>
+          <w:szCs w:val="28"/>
+        </w:rPr>
+      </w:pPr>
+      <w:r>
+        <w:rPr>
+          <w:sz w:val="28"/>
+          <w:szCs w:val="28"/>
+        </w:rPr>
+        <w:t xml:space="preserve">Childe </w:t>
+      </w:r>
+      <w:proofErr w:type="gramStart"/>
+      <w:r>
+        <w:rPr>
+          <w:sz w:val="28"/>
+          <w:szCs w:val="28"/>
+        </w:rPr>
+        <w:t>node :</w:t>
+      </w:r>
+      <w:proofErr w:type="gramEnd"/>
+      <w:r>
+        <w:rPr>
+          <w:sz w:val="28"/>
+          <w:szCs w:val="28"/>
+        </w:rPr>
+        <w:t xml:space="preserve"> other nodes </w:t>
+      </w:r>
+      <w:proofErr w:type="gramStart"/>
+      <w:r>
+        <w:rPr>
+          <w:sz w:val="28"/>
+          <w:szCs w:val="28"/>
+        </w:rPr>
+        <w:t>comes</w:t>
+      </w:r>
+      <w:proofErr w:type="gramEnd"/>
+      <w:r>
+        <w:rPr>
+          <w:sz w:val="28"/>
+          <w:szCs w:val="28"/>
+        </w:rPr>
+        <w:t xml:space="preserve"> under the root node. </w:t>
+      </w:r>
+    </w:p>
+    <w:p>
+      <w:pPr>
+        <w:pStyle w:val="ListParagraph"/>
+        <w:numPr>
+          <w:ilvl w:val="0"/>
+          <w:numId w:val="15"/>
+        </w:numPr>
+        <w:rPr>
+          <w:sz w:val="28"/>
+          <w:szCs w:val="28"/>
+        </w:rPr>
+      </w:pPr>
+      <w:r>
+        <w:rPr>
+          <w:sz w:val="28"/>
+          <w:szCs w:val="28"/>
+        </w:rPr>
+        <w:t xml:space="preserve">Leaf </w:t>
+      </w:r>
+      <w:proofErr w:type="gramStart"/>
+      <w:r>
+        <w:rPr>
+          <w:sz w:val="28"/>
+          <w:szCs w:val="28"/>
+        </w:rPr>
+        <w:t>node :</w:t>
+      </w:r>
+      <w:proofErr w:type="gramEnd"/>
+      <w:r>
+        <w:rPr>
+          <w:sz w:val="28"/>
+          <w:szCs w:val="28"/>
+        </w:rPr>
+        <w:t xml:space="preserve"> the node without children is leaf node. </w:t>
+      </w:r>
+    </w:p>
+    <w:p>
+      <w:pPr>
+        <w:pStyle w:val="ListParagraph"/>
+        <w:numPr>
+          <w:ilvl w:val="0"/>
+          <w:numId w:val="15"/>
+        </w:numPr>
+        <w:rPr>
+          <w:sz w:val="28"/>
+          <w:szCs w:val="28"/>
+        </w:rPr>
+      </w:pPr>
+      <w:proofErr w:type="gramStart"/>
+      <w:r>
+        <w:rPr>
+          <w:sz w:val="28"/>
+          <w:szCs w:val="28"/>
+        </w:rPr>
+        <w:t>Depth :</w:t>
+      </w:r>
+      <w:proofErr w:type="gramEnd"/>
+      <w:r>
+        <w:rPr>
+          <w:sz w:val="28"/>
+          <w:szCs w:val="28"/>
+        </w:rPr>
+        <w:t xml:space="preserve"> distance from the node. </w:t>
+      </w:r>
+    </w:p>
+    <w:p>
+      <w:pPr>
+        <w:pStyle w:val="ListParagraph"/>
+        <w:numPr>
+          <w:ilvl w:val="0"/>
+          <w:numId w:val="15"/>
+        </w:numPr>
+        <w:rPr>
+          <w:sz w:val="28"/>
+          <w:szCs w:val="28"/>
+        </w:rPr>
+      </w:pPr>
+      <w:proofErr w:type="gramStart"/>
+      <w:r>
+        <w:rPr>
+          <w:sz w:val="28"/>
+          <w:szCs w:val="28"/>
+        </w:rPr>
+        <w:t>height :</w:t>
+      </w:r>
+      <w:proofErr w:type="gramEnd"/>
+      <w:r>
+        <w:rPr>
+          <w:sz w:val="28"/>
+          <w:szCs w:val="28"/>
+        </w:rPr>
+        <w:t xml:space="preserve"> maximum depth in the tree. </w:t>
+      </w:r>
+    </w:p>
+    <w:p>
+      <w:pPr>
+        <w:rPr>
+          <w:sz w:val="28"/>
+          <w:szCs w:val="28"/>
+        </w:rPr>
+      </w:pPr>
+    </w:p>
+    <w:p>
+      <w:pPr>
+        <w:rPr>
+          <w:sz w:val="28"/>
+          <w:szCs w:val="28"/>
+        </w:rPr>
+      </w:pPr>
+      <w:r>
+        <w:rPr>
+          <w:sz w:val="28"/>
+          <w:szCs w:val="28"/>
+        </w:rPr>
+        <w:t xml:space="preserve">Tree Data structure </w:t>
+      </w:r>
+    </w:p>
+    <w:p>
+      <w:pPr>
+        <w:rPr>
+          <w:sz w:val="28"/>
+          <w:szCs w:val="28"/>
+        </w:rPr>
+      </w:pPr>
+      <w:proofErr w:type="gramStart"/>
+      <w:r>
+        <w:rPr>
+          <w:sz w:val="28"/>
+          <w:szCs w:val="28"/>
+        </w:rPr>
+        <w:t>DFS :</w:t>
+      </w:r>
+      <w:proofErr w:type="gramEnd"/>
+      <w:r>
+        <w:rPr>
+          <w:sz w:val="28"/>
+          <w:szCs w:val="28"/>
+        </w:rPr>
+        <w:t xml:space="preserve"> Depth First </w:t>
+      </w:r>
+      <w:proofErr w:type="gramStart"/>
+      <w:r>
+        <w:rPr>
+          <w:sz w:val="28"/>
+          <w:szCs w:val="28"/>
+        </w:rPr>
+        <w:t>Search :</w:t>
+      </w:r>
+      <w:proofErr w:type="gramEnd"/>
+      <w:r>
+        <w:rPr>
+          <w:sz w:val="28"/>
+          <w:szCs w:val="28"/>
+        </w:rPr>
+        <w:t xml:space="preserve"> Go deep first, then back track </w:t>
+      </w:r>
+    </w:p>
+    <w:p>
+      <w:pPr>
+        <w:rPr>
+          <w:sz w:val="28"/>
+          <w:szCs w:val="28"/>
+        </w:rPr>
+      </w:pPr>
+      <w:r>
+        <w:rPr>
+          <w:noProof/>
+          <w:sz w:val="28"/>
+          <w:szCs w:val="28"/>
+        </w:rPr>
+        <mc:AlternateContent>
+          <mc:Choice Requires="wps">
+            <w:drawing>
+              <wp:anchor distT="0" distB="0" distL="114300" distR="114300" simplePos="0" relativeHeight="251660288" behindDoc="0" locked="0" layoutInCell="1" allowOverlap="1" wp14:anchorId="1F998D53" wp14:editId="5D6BC3F4">
+                <wp:simplePos x="0" y="0"/>
+                <wp:positionH relativeFrom="column">
+                  <wp:posOffset>949124</wp:posOffset>
+                </wp:positionH>
+                <wp:positionV relativeFrom="paragraph">
+                  <wp:posOffset>184126</wp:posOffset>
+                </wp:positionV>
+                <wp:extent cx="410901" cy="277792"/>
+                <wp:effectExtent l="0" t="0" r="84455" b="65405"/>
+                <wp:wrapNone/>
+                <wp:docPr id="427407161" name="Straight Arrow Connector 2"/>
+                <wp:cNvGraphicFramePr/>
+                <a:graphic xmlns:a="http://schemas.openxmlformats.org/drawingml/2006/main">
+                  <a:graphicData uri="http://schemas.microsoft.com/office/word/2010/wordprocessingShape">
+                    <wps:wsp>
+                      <wps:cNvCnPr/>
+                      <wps:spPr>
+                        <a:xfrm>
+                          <a:off x="0" y="0"/>
+                          <a:ext cx="410901" cy="277792"/>
+                        </a:xfrm>
+                        <a:prstGeom prst="straightConnector1">
+                          <a:avLst/>
+                        </a:prstGeom>
+                        <a:ln>
+                          <a:tailEnd type="triangle"/>
+                        </a:ln>
+                      </wps:spPr>
+                      <wps:style>
+                        <a:lnRef idx="2">
+                          <a:schemeClr val="accent1"/>
+                        </a:lnRef>
+                        <a:fillRef idx="0">
+                          <a:schemeClr val="accent1"/>
+                        </a:fillRef>
+                        <a:effectRef idx="1">
+                          <a:schemeClr val="accent1"/>
+                        </a:effectRef>
+                        <a:fontRef idx="minor">
+                          <a:schemeClr val="tx1"/>
+                        </a:fontRef>
+                      </wps:style>
+                      <wps:bodyPr/>
+                    </wps:wsp>
+                  </a:graphicData>
+                </a:graphic>
+              </wp:anchor>
+            </w:drawing>
+          </mc:Choice>
+          <mc:Fallback>
+            <w:pict>
+              <v:shapetype w14:anchorId="3A99C4F5" id="_x0000_t32" coordsize="21600,21600" o:spt="32" o:oned="t" path="m,l21600,21600e" filled="f">
+                <v:path arrowok="t" fillok="f" o:connecttype="none"/>
+                <o:lock v:ext="edit" shapetype="t"/>
+              </v:shapetype>
+              <v:shape id="Straight Arrow Connector 2" o:spid="_x0000_s1026" type="#_x0000_t32" style="position:absolute;margin-left:74.75pt;margin-top:14.5pt;width:32.35pt;height:21.85pt;z-index:251660288;visibility:visible;mso-wrap-style:square;mso-wrap-distance-left:9pt;mso-wrap-distance-top:0;mso-wrap-distance-right:9pt;mso-wrap-distance-bottom:0;mso-position-horizontal:absolute;mso-position-horizontal-relative:text;mso-position-vertical:absolute;mso-position-vertical-relative:text" o:gfxdata="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" strokecolor="#156082 [3204]" strokeweight="1.5pt">
+                <v:stroke endarrow="block" joinstyle="miter"/>
+              </v:shape>
+            </w:pict>
+          </mc:Fallback>
+        </mc:AlternateContent>
+      </w:r>
+      <w:r>
+        <w:rPr>
+          <w:noProof/>
+          <w:sz w:val="28"/>
+          <w:szCs w:val="28"/>
+        </w:rPr>
+        <mc:AlternateContent>
+          <mc:Choice Requires="wps">
+            <w:drawing>
+              <wp:anchor distT="0" distB="0" distL="114300" distR="114300" simplePos="0" relativeHeight="251659264" behindDoc="0" locked="0" layoutInCell="1" allowOverlap="1" wp14:anchorId="669E9955" wp14:editId="548210F5">
+                <wp:simplePos x="0" y="0"/>
+                <wp:positionH relativeFrom="column">
+                  <wp:posOffset>601884</wp:posOffset>
+                </wp:positionH>
+                <wp:positionV relativeFrom="paragraph">
+                  <wp:posOffset>137827</wp:posOffset>
+                </wp:positionV>
+                <wp:extent cx="312516" cy="312517"/>
+                <wp:effectExtent l="38100" t="0" r="30480" b="49530"/>
+                <wp:wrapNone/>
+                <wp:docPr id="253949619" name="Straight Arrow Connector 1"/>
+                <wp:cNvGraphicFramePr/>
+                <a:graphic xmlns:a="http://schemas.openxmlformats.org/drawingml/2006/main">
+                  <a:graphicData uri="http://schemas.microsoft.com/office/word/2010/wordprocessingShape">
+                    <wps:wsp>
+                      <wps:cNvCnPr/>
+                      <wps:spPr>
+                        <a:xfrm flipH="1">
+                          <a:off x="0" y="0"/>
+                          <a:ext cx="312516" cy="312517"/>
+                        </a:xfrm>
+                        <a:prstGeom prst="straightConnector1">
+                          <a:avLst/>
+                        </a:prstGeom>
+                        <a:ln>
+                          <a:tailEnd type="triangle"/>
+                        </a:ln>
+                      </wps:spPr>
+                      <wps:style>
+                        <a:lnRef idx="1">
+                          <a:schemeClr val="accent6"/>
+                        </a:lnRef>
+                        <a:fillRef idx="0">
+                          <a:schemeClr val="accent6"/>
+                        </a:fillRef>
+                        <a:effectRef idx="0">
+                          <a:schemeClr val="accent6"/>
+                        </a:effectRef>
+                        <a:fontRef idx="minor">
+                          <a:schemeClr val="tx1"/>
+                        </a:fontRef>
+                      </wps:style>
+                      <wps:bodyPr/>
+                    </wps:wsp>
+                  </a:graphicData>
+                </a:graphic>
+              </wp:anchor>
+            </w:drawing>
+          </mc:Choice>
+          <mc:Fallback>
+            <w:pict>
+              <v:shape w14:anchorId="51C4169E" id="Straight Arrow Connector 1" o:spid="_x0000_s1026" type="#_x0000_t32" style="position:absolute;margin-left:47.4pt;margin-top:10.85pt;width:24.6pt;height:24.6pt;flip:x;z-index:251659264;visibility:visible;mso-wrap-style:square;mso-wrap-distance-left:9pt;mso-wrap-distance-top:0;mso-wrap-distance-right:9pt;mso-wrap-distance-bottom:0;mso-position-horizontal:absolute;mso-position-horizontal-relative:text;mso-position-vertical:absolute;mso-position-vertical-relative:text" o:gfxdata="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" strokecolor="#4ea72e [3209]" strokeweight="1pt">
+                <v:stroke endarrow="block" joinstyle="miter"/>
+              </v:shape>
+            </w:pict>
+          </mc:Fallback>
+        </mc:AlternateContent>
+      </w:r>
+      <w:r>
+        <w:rPr>
+          <w:sz w:val="28"/>
+          <w:szCs w:val="28"/>
+        </w:rPr>
+        <w:tab/>
+      </w:r>
+      <w:r>
+        <w:rPr>
+          <w:sz w:val="28"/>
+          <w:szCs w:val="28"/>
+        </w:rPr>
+        <w:tab/>
+        <w:t>A</w:t>
+      </w:r>
+    </w:p>
+    <w:p>
+      <w:pPr>
+        <w:rPr>
+          <w:sz w:val="28"/>
+          <w:szCs w:val="28"/>
+        </w:rPr>
+      </w:pPr>
+      <w:r>
+        <w:rPr>
+          <w:noProof/>
+          <w:sz w:val="28"/>
+          <w:szCs w:val="28"/>
+        </w:rPr>
+        <mc:AlternateContent>
+          <mc:Choice Requires="wps">
+            <w:drawing>
+              <wp:anchor distT="0" distB="0" distL="114300" distR="114300" simplePos="0" relativeHeight="251663360" behindDoc="0" locked="0" layoutInCell="1" allowOverlap="1" wp14:anchorId="0BCF1B31" wp14:editId="05B1AEB5">
+                <wp:simplePos x="0" y="0"/>
+                <wp:positionH relativeFrom="column">
+                  <wp:posOffset>1417899</wp:posOffset>
+                </wp:positionH>
+                <wp:positionV relativeFrom="paragraph">
+                  <wp:posOffset>155157</wp:posOffset>
+                </wp:positionV>
+                <wp:extent cx="0" cy="289367"/>
+                <wp:effectExtent l="76200" t="0" r="57150" b="53975"/>
+                <wp:wrapNone/>
+                <wp:docPr id="1525974264" name="Straight Arrow Connector 5"/>
+                <wp:cNvGraphicFramePr/>
+                <a:graphic xmlns:a="http://schemas.openxmlformats.org/drawingml/2006/main">
+                  <a:graphicData uri="http://schemas.microsoft.com/office/word/2010/wordprocessingShape">
+                    <wps:wsp>
+                      <wps:cNvCnPr/>
+                      <wps:spPr>
+                        <a:xfrm>
+                          <a:off x="0" y="0"/>
+                          <a:ext cx="0" cy="289367"/>
+                        </a:xfrm>
+                        <a:prstGeom prst="straightConnector1">
+                          <a:avLst/>
+                        </a:prstGeom>
+                        <a:ln>
+                          <a:tailEnd type="triangle"/>
+                        </a:ln>
+                      </wps:spPr>
+                      <wps:style>
+                        <a:lnRef idx="2">
+                          <a:schemeClr val="accent1"/>
+                        </a:lnRef>
+                        <a:fillRef idx="0">
+                          <a:schemeClr val="accent1"/>
+                        </a:fillRef>
+                        <a:effectRef idx="1">
+                          <a:schemeClr val="accent1"/>
+                        </a:effectRef>
+                        <a:fontRef idx="minor">
+                          <a:schemeClr val="tx1"/>
+                        </a:fontRef>
+                      </wps:style>
+                      <wps:bodyPr/>
+                    </wps:wsp>
+                  </a:graphicData>
+                </a:graphic>
+              </wp:anchor>
+            </w:drawing>
+          </mc:Choice>
+          <mc:Fallback>
+            <w:pict>
+              <v:shape w14:anchorId="2A894A25" id="Straight Arrow Connector 5" o:spid="_x0000_s1026" type="#_x0000_t32" style="position:absolute;margin-left:111.65pt;margin-top:12.2pt;width:0;height:22.8pt;z-index:251663360;visibility:visible;mso-wrap-style:square;mso-wrap-distance-left:9pt;mso-wrap-distance-top:0;mso-wrap-distance-right:9pt;mso-wrap-distance-bottom:0;mso-position-horizontal:absolute;mso-position-horizontal-relative:text;mso-position-vertical:absolute;mso-position-vertical-relative:text" o:gfxdata="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" strokecolor="#156082 [3204]" strokeweight="1.5pt">
+                <v:stroke endarrow="block" joinstyle="miter"/>
+              </v:shape>
+            </w:pict>
+          </mc:Fallback>
+        </mc:AlternateContent>
+      </w:r>
+      <w:r>
+        <w:rPr>
+          <w:noProof/>
+          <w:sz w:val="28"/>
+          <w:szCs w:val="28"/>
+        </w:rPr>
+        <mc:AlternateContent>
+          <mc:Choice Requires="wps">
+            <w:drawing>
+              <wp:anchor distT="0" distB="0" distL="114300" distR="114300" simplePos="0" relativeHeight="251662336" behindDoc="0" locked="0" layoutInCell="1" allowOverlap="1" wp14:anchorId="69C5A480" wp14:editId="3E9996E1">
+                <wp:simplePos x="0" y="0"/>
+                <wp:positionH relativeFrom="column">
+                  <wp:posOffset>491924</wp:posOffset>
+                </wp:positionH>
+                <wp:positionV relativeFrom="paragraph">
+                  <wp:posOffset>218818</wp:posOffset>
+                </wp:positionV>
+                <wp:extent cx="376177" cy="266218"/>
+                <wp:effectExtent l="0" t="0" r="81280" b="57785"/>
+                <wp:wrapNone/>
+                <wp:docPr id="1715914055" name="Straight Arrow Connector 4"/>
+                <wp:cNvGraphicFramePr/>
+                <a:graphic xmlns:a="http://schemas.openxmlformats.org/drawingml/2006/main">
+                  <a:graphicData uri="http://schemas.microsoft.com/office/word/2010/wordprocessingShape">
+                    <wps:wsp>
+                      <wps:cNvCnPr/>
+                      <wps:spPr>
+                        <a:xfrm>
+                          <a:off x="0" y="0"/>
+                          <a:ext cx="376177" cy="266218"/>
+                        </a:xfrm>
+                        <a:prstGeom prst="straightConnector1">
+                          <a:avLst/>
+                        </a:prstGeom>
+                        <a:ln>
+                          <a:tailEnd type="triangle"/>
+                        </a:ln>
+                      </wps:spPr>
+                      <wps:style>
+                        <a:lnRef idx="2">
+                          <a:schemeClr val="accent1"/>
+                        </a:lnRef>
+                        <a:fillRef idx="0">
+                          <a:schemeClr val="accent1"/>
+                        </a:fillRef>
+                        <a:effectRef idx="1">
+                          <a:schemeClr val="accent1"/>
+                        </a:effectRef>
+                        <a:fontRef idx="minor">
+                          <a:schemeClr val="tx1"/>
+                        </a:fontRef>
+                      </wps:style>
+                      <wps:bodyPr/>
+                    </wps:wsp>
+                  </a:graphicData>
+                </a:graphic>
+              </wp:anchor>
+            </w:drawing>
+          </mc:Choice>
+          <mc:Fallback>
+            <w:pict>
+              <v:shape w14:anchorId="5B952989" id="Straight Arrow Connector 4" o:spid="_x0000_s1026" type="#_x0000_t32" style="position:absolute;margin-left:38.75pt;margin-top:17.25pt;width:29.6pt;height:20.95pt;z-index:251662336;visibility:visible;mso-wrap-style:square;mso-wrap-distance-left:9pt;mso-wrap-distance-top:0;mso-wrap-distance-right:9pt;mso-wrap-distance-bottom:0;mso-position-horizontal:absolute;mso-position-horizontal-relative:text;mso-position-vertical:absolute;mso-position-vertical-relative:text" o:gfxdata="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" strokecolor="#156082 [3204]" strokeweight="1.5pt">
+                <v:stroke endarrow="block" joinstyle="miter"/>
+              </v:shape>
+            </w:pict>
+          </mc:Fallback>
+        </mc:AlternateContent>
+      </w:r>
+      <w:r>
+        <w:rPr>
+          <w:noProof/>
+          <w:sz w:val="28"/>
+          <w:szCs w:val="28"/>
+        </w:rPr>
+        <mc:AlternateContent>
+          <mc:Choice Requires="wps">
+            <w:drawing>
+              <wp:anchor distT="0" distB="0" distL="114300" distR="114300" simplePos="0" relativeHeight="251661312" behindDoc="0" locked="0" layoutInCell="1" allowOverlap="1" wp14:anchorId="6E71E1EE" wp14:editId="22982851">
+                <wp:simplePos x="0" y="0"/>
+                <wp:positionH relativeFrom="column">
+                  <wp:posOffset>121534</wp:posOffset>
+                </wp:positionH>
+                <wp:positionV relativeFrom="paragraph">
+                  <wp:posOffset>143582</wp:posOffset>
+                </wp:positionV>
+                <wp:extent cx="347241" cy="260431"/>
+                <wp:effectExtent l="38100" t="0" r="15240" b="63500"/>
+                <wp:wrapNone/>
+                <wp:docPr id="855754246" name="Straight Arrow Connector 3"/>
+                <wp:cNvGraphicFramePr/>
+                <a:graphic xmlns:a="http://schemas.openxmlformats.org/drawingml/2006/main">
+                  <a:graphicData uri="http://schemas.microsoft.com/office/word/2010/wordprocessingShape">
+                    <wps:wsp>
+                      <wps:cNvCnPr/>
+                      <wps:spPr>
+                        <a:xfrm flipH="1">
+                          <a:off x="0" y="0"/>
+                          <a:ext cx="347241" cy="260431"/>
+                        </a:xfrm>
+                        <a:prstGeom prst="straightConnector1">
+                          <a:avLst/>
+                        </a:prstGeom>
+                        <a:ln>
+                          <a:tailEnd type="triangle"/>
+                        </a:ln>
+                      </wps:spPr>
+                      <wps:style>
+                        <a:lnRef idx="2">
+                          <a:schemeClr val="accent1"/>
+                        </a:lnRef>
+                        <a:fillRef idx="0">
+                          <a:schemeClr val="accent1"/>
+                        </a:fillRef>
+                        <a:effectRef idx="1">
+                          <a:schemeClr val="accent1"/>
+                        </a:effectRef>
+                        <a:fontRef idx="minor">
+                          <a:schemeClr val="tx1"/>
+                        </a:fontRef>
+                      </wps:style>
+                      <wps:bodyPr/>
+                    </wps:wsp>
+                  </a:graphicData>
+                </a:graphic>
+              </wp:anchor>
+            </w:drawing>
+          </mc:Choice>
+          <mc:Fallback>
+            <w:pict>
+              <v:shape w14:anchorId="620ABF65" id="Straight Arrow Connector 3" o:spid="_x0000_s1026" type="#_x0000_t32" style="position:absolute;margin-left:9.55pt;margin-top:11.3pt;width:27.35pt;height:20.5pt;flip:x;z-index:251661312;visibility:visible;mso-wrap-style:square;mso-wrap-distance-left:9pt;mso-wrap-distance-top:0;mso-wrap-distance-right:9pt;mso-wrap-distance-bottom:0;mso-position-horizontal:absolute;mso-position-horizontal-relative:text;mso-position-vertical:absolute;mso-position-vertical-relative:text" o:gfxdata="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" strokecolor="#156082 [3204]" strokeweight="1.5pt">
+                <v:stroke endarrow="block" joinstyle="miter"/>
+              </v:shape>
+            </w:pict>
+          </mc:Fallback>
+        </mc:AlternateContent>
+      </w:r>
+      <w:r>
+        <w:rPr>
+          <w:sz w:val="28"/>
+          <w:szCs w:val="28"/>
+        </w:rPr>
+        <w:tab/>
+        <w:t>B</w:t>
+      </w:r>
+      <w:r>
+        <w:rPr>
+          <w:sz w:val="28"/>
+          <w:szCs w:val="28"/>
+        </w:rPr>
+        <w:tab/>
+      </w:r>
+      <w:r>
+        <w:rPr>
+          <w:sz w:val="28"/>
+          <w:szCs w:val="28"/>
+        </w:rPr>
+        <w:tab/>
+        <w:t>C</w:t>
+      </w:r>
+    </w:p>
+    <w:p>
+      <w:pPr>
+        <w:rPr>
+          <w:sz w:val="28"/>
+          <w:szCs w:val="28"/>
+        </w:rPr>
+      </w:pPr>
+      <w:r>
+        <w:rPr>
+          <w:sz w:val="28"/>
+          <w:szCs w:val="28"/>
+        </w:rPr>
+        <w:t>D</w:t>
+      </w:r>
+      <w:r>
+        <w:rPr>
+          <w:sz w:val="28"/>
+          <w:szCs w:val="28"/>
+        </w:rPr>
+        <w:tab/>
+      </w:r>
+      <w:r>
+        <w:rPr>
+          <w:sz w:val="28"/>
+          <w:szCs w:val="28"/>
+        </w:rPr>
+        <w:tab/>
+        <w:t>E</w:t>
+      </w:r>
+      <w:r>
+        <w:rPr>
+          <w:sz w:val="28"/>
+          <w:szCs w:val="28"/>
+        </w:rPr>
+        <w:tab/>
+        <w:t>F</w:t>
+      </w:r>
+    </w:p>
+    <w:p>
+      <w:pPr>
+        <w:rPr>
+          <w:sz w:val="28"/>
+          <w:szCs w:val="28"/>
+        </w:rPr>
+      </w:pPr>
+      <w:proofErr w:type="gramStart"/>
+      <w:r>
+        <w:rPr>
+          <w:sz w:val="28"/>
+          <w:szCs w:val="28"/>
+        </w:rPr>
+        <w:t>A,B</w:t>
+      </w:r>
+      <w:proofErr w:type="gramEnd"/>
+      <w:r>
+        <w:rPr>
+          <w:sz w:val="28"/>
+          <w:szCs w:val="28"/>
+        </w:rPr>
+        <w:t>,</w:t>
+      </w:r>
+      <w:proofErr w:type="gramStart"/>
+      <w:r>
+        <w:rPr>
+          <w:sz w:val="28"/>
+          <w:szCs w:val="28"/>
+        </w:rPr>
+        <w:t>D,E</w:t>
+      </w:r>
+      <w:proofErr w:type="gramEnd"/>
+      <w:r>
+        <w:rPr>
+          <w:sz w:val="28"/>
+          <w:szCs w:val="28"/>
+        </w:rPr>
+        <w:t>,</w:t>
+      </w:r>
+      <w:proofErr w:type="gramStart"/>
+      <w:r>
+        <w:rPr>
+          <w:sz w:val="28"/>
+          <w:szCs w:val="28"/>
+        </w:rPr>
+        <w:t>C,F</w:t>
+      </w:r>
+      <w:proofErr w:type="gramEnd"/>
+      <w:r>
+        <w:rPr>
+          <w:sz w:val="28"/>
+          <w:szCs w:val="28"/>
+        </w:rPr>
+        <w:tab/>
+      </w:r>
+      <w:r>
+        <w:rPr>
+          <w:sz w:val="28"/>
+          <w:szCs w:val="28"/>
+        </w:rPr>
+        <w:tab/>
+        <w:t xml:space="preserve">we use Stack concept. Memory less </w:t>
+      </w:r>
+    </w:p>
+    <w:p>
+      <w:pPr>
+        <w:rPr>
+          <w:sz w:val="28"/>
+          <w:szCs w:val="28"/>
+        </w:rPr>
+      </w:pPr>
+      <w:r>
+        <w:rPr>
+          <w:sz w:val="28"/>
+          <w:szCs w:val="28"/>
+        </w:rPr>
+        <w:t xml:space="preserve">Faster for deep tree search. </w:t>
+      </w:r>
+    </w:p>
+    <w:p>
+      <w:pPr>
+        <w:rPr>
+          <w:sz w:val="28"/>
+          <w:szCs w:val="28"/>
+        </w:rPr>
+      </w:pPr>
+      <w:proofErr w:type="gramStart"/>
+      <w:r>
+        <w:rPr>
+          <w:sz w:val="28"/>
+          <w:szCs w:val="28"/>
+        </w:rPr>
+        <w:t>BFS :</w:t>
+      </w:r>
+      <w:proofErr w:type="gramEnd"/>
+      <w:r>
+        <w:rPr>
+          <w:sz w:val="28"/>
+          <w:szCs w:val="28"/>
+        </w:rPr>
+        <w:t xml:space="preserve"> Breadth First </w:t>
+      </w:r>
+      <w:proofErr w:type="gramStart"/>
+      <w:r>
+        <w:rPr>
+          <w:sz w:val="28"/>
+          <w:szCs w:val="28"/>
+        </w:rPr>
+        <w:t>search :</w:t>
+      </w:r>
+      <w:proofErr w:type="gramEnd"/>
+      <w:r>
+        <w:rPr>
+          <w:sz w:val="28"/>
+          <w:szCs w:val="28"/>
+        </w:rPr>
+        <w:t xml:space="preserve"> go level by level </w:t>
+      </w:r>
+    </w:p>
+    <w:p>
+      <w:pPr>
+        <w:rPr>
+          <w:sz w:val="28"/>
+          <w:szCs w:val="28"/>
+        </w:rPr>
+      </w:pPr>
+      <w:proofErr w:type="gramStart"/>
+      <w:r>
+        <w:rPr>
+          <w:sz w:val="28"/>
+          <w:szCs w:val="28"/>
+        </w:rPr>
+        <w:t>A,B</w:t>
+      </w:r>
+      <w:proofErr w:type="gramEnd"/>
+      <w:r>
+        <w:rPr>
+          <w:sz w:val="28"/>
+          <w:szCs w:val="28"/>
+        </w:rPr>
+        <w:t>,</w:t>
+      </w:r>
+      <w:proofErr w:type="gramStart"/>
+      <w:r>
+        <w:rPr>
+          <w:sz w:val="28"/>
+          <w:szCs w:val="28"/>
+        </w:rPr>
+        <w:t>C,D</w:t>
+      </w:r>
+      <w:proofErr w:type="gramEnd"/>
+      <w:r>
+        <w:rPr>
+          <w:sz w:val="28"/>
+          <w:szCs w:val="28"/>
+        </w:rPr>
+        <w:t>,</w:t>
+      </w:r>
+      <w:proofErr w:type="gramStart"/>
+      <w:r>
+        <w:rPr>
+          <w:sz w:val="28"/>
+          <w:szCs w:val="28"/>
+        </w:rPr>
+        <w:t>E,F</w:t>
+      </w:r>
+      <w:proofErr w:type="gramEnd"/>
+    </w:p>
+    <w:p>
+      <w:pPr>
+        <w:rPr>
+          <w:sz w:val="28"/>
+          <w:szCs w:val="28"/>
+        </w:rPr>
+      </w:pPr>
+      <w:r>
+        <w:rPr>
+          <w:sz w:val="28"/>
+          <w:szCs w:val="28"/>
+        </w:rPr>
+        <w:tab/>
+        <w:t xml:space="preserve">Better for shortest path. </w:t>
+      </w:r>
+    </w:p>
+    <w:p>
+      <w:pPr>
+        <w:rPr>
+          <w:sz w:val="28"/>
+          <w:szCs w:val="28"/>
+          <w:highlight w:val="yellow"/>
+        </w:rPr>
+      </w:pPr>
+    </w:p>
+    <w:p>
+      <w:pPr>
+        <w:rPr>
+          <w:sz w:val="28"/>
+          <w:szCs w:val="28"/>
+          <w:highlight w:val="yellow"/>
+        </w:rPr>
+      </w:pPr>
+    </w:p>
+    <w:p>
+      <w:pPr>
+        <w:rPr>
+          <w:sz w:val="28"/>
+          <w:szCs w:val="28"/>
+          <w:highlight w:val="yellow"/>
+        </w:rPr>
+      </w:pPr>
+    </w:p>
+    <w:p>
+      <w:pPr>
+        <w:rPr>
+          <w:sz w:val="28"/>
+          <w:szCs w:val="28"/>
+          <w:highlight w:val="yellow"/>
+        </w:rPr>
+      </w:pPr>
+    </w:p>
+    <w:p>
+      <w:pPr>
+        <w:rPr>
+          <w:sz w:val="28"/>
+          <w:szCs w:val="28"/>
+          <w:highlight w:val="yellow"/>
+        </w:rPr>
+      </w:pPr>
+    </w:p>
+    <w:p>
+      <w:pPr>
+        <w:rPr>
+          <w:sz w:val="28"/>
+          <w:szCs w:val="28"/>
+        </w:rPr>
+      </w:pPr>
+      <w:r>
+        <w:rPr>
+          <w:sz w:val="28"/>
+          <w:szCs w:val="28"/>
+          <w:highlight w:val="yellow"/>
+        </w:rPr>
+        <w:lastRenderedPageBreak/>
+        <w:t>Graph</w:t>
+      </w:r>
+      <w:r>
+        <w:rPr>
+          <w:sz w:val="28"/>
+          <w:szCs w:val="28"/>
+        </w:rPr>
+        <w:t xml:space="preserve"> </w:t>
+      </w:r>
+      <w:r>
+        <w:rPr>
+          <w:sz w:val="28"/>
+          <w:szCs w:val="28"/>
+        </w:rPr>
+        <w:tab/>
+      </w:r>
+      <w:r>
+        <w:rPr>
+          <w:sz w:val="28"/>
+          <w:szCs w:val="28"/>
+        </w:rPr>
+        <w:tab/>
+        <w:t xml:space="preserve">queue, </w:t>
+      </w:r>
+      <w:r>
+        <w:rPr>
+          <w:sz w:val="28"/>
+          <w:szCs w:val="28"/>
+        </w:rPr>
+        <w:tab/>
+        <w:t xml:space="preserve">more memory  </w:t>
+      </w:r>
+    </w:p>
+    <w:p>
+      <w:pPr>
+        <w:rPr>
+          <w:sz w:val="28"/>
+          <w:szCs w:val="28"/>
+        </w:rPr>
+      </w:pPr>
+    </w:p>
+    <w:p>
+      <w:pPr>
+        <w:rPr>
+          <w:sz w:val="28"/>
+          <w:szCs w:val="28"/>
+        </w:rPr>
+      </w:pPr>
+    </w:p>
+    <w:p>
+      <w:pPr>
+        <w:rPr>
+          <w:sz w:val="28"/>
+          <w:szCs w:val="28"/>
+        </w:rPr>
+      </w:pPr>
+    </w:p>
+    <w:p>
+      <w:pPr>
+        <w:rPr>
+          <w:sz w:val="28"/>
+          <w:szCs w:val="28"/>
+        </w:rPr>
+      </w:pPr>
+    </w:p>
+    <w:p>
+      <w:pPr>
+        <w:rPr>
+          <w:sz w:val="28"/>
+          <w:szCs w:val="28"/>
+        </w:rPr>
+      </w:pPr>
+    </w:p>
+    <w:p>
+      <w:pPr>
+        <w:ind w:left="720"/>
+        <w:rPr>
+          <w:sz w:val="28"/>
+          <w:szCs w:val="28"/>
+        </w:rPr>
+      </w:pPr>
+    </w:p>
+    <w:p>
+      <w:pPr>
+        <w:ind w:left="720"/>
+        <w:rPr>
+          <w:sz w:val="28"/>
+          <w:szCs w:val="28"/>
+        </w:rPr>
+      </w:pPr>
+    </w:p>
+    <w:p>
+      <w:pPr>
+        <w:ind w:left="360"/>
         <w:rPr>
           <w:sz w:val="28"/>
           <w:szCs w:val="28"/>
@@ -85,6 +1825,184 @@
 <file path=word/numbering.xml><?xml version="1.0" encoding="utf-8"?>
 <w:numbering xmlns:wpc="http://schemas.microsoft.com/office/word/2010/wordprocessingCanvas" xmlns:cx="http://schemas.microsoft.com/office/drawing/2014/chartex" xmlns:cx1="http://schemas.microsoft.com/office/drawing/2015/9/8/chartex" xmlns:cx2="http://schemas.microsoft.com/office/drawing/2015/10/21/chartex" xmlns:cx3="http://schemas.microsoft.com/office/drawing/2016/5/9/chartex" xmlns:cx4="http://schemas.microsoft.com/office/drawing/2016/5/10/chartex" xmlns:cx5="http://schemas.microsoft.com/office/drawing/2016/5/11/chartex" xmlns:cx6="http://schemas.microsoft.com/office/drawing/2016/5/12/chartex" xmlns:cx7="http://schemas.microsoft.com/office/drawing/2016/5/13/chartex" xmlns:cx8="http://schemas.microsoft.com/office/drawing/2016/5/14/chartex" xmlns:mc="http://schemas.openxmlformats.org/markup-compatibility/2006" xmlns:aink="http://schemas.microsoft.com/office/drawing/2016/ink" xmlns:am3d="http://schemas.microsoft.com/office/drawing/2017/model3d" xmlns:o="urn:schemas-microsoft-com:office:office" xmlns:oel="http://schemas.microsoft.com/office/2019/extlst" xmlns:r="http://schemas.openxmlformats.org/officeDocument/2006/relationships" xmlns:m="http://schemas.openxmlformats.org/officeDocument/2006/math" xmlns:v="urn:schemas-microsoft-com:vml" xmlns:wp14="http://schemas.microsoft.com/office/word/2010/wordprocessingDrawing" xmlns:wp="http://schemas.openxmlformats.org/drawingml/2006/wordprocessingDrawing" xmlns:w10="urn:schemas-microsoft-com:office:word" xmlns:w="http://schemas.openxmlformats.org/wordprocessingml/2006/main" xmlns:w14="http://schemas.microsoft.com/office/word/2010/wordml" xmlns:w15="http://schemas.microsoft.com/office/word/2012/wordml" xmlns:w16cex="http://schemas.microsoft.com/office/word/2018/wordml/cex" xmlns:w16cid="http://schemas.microsoft.com/office/word/2016/wordml/cid" xmlns:w16="http://schemas.microsoft.com/office/word/2018/wordml" xmlns:w16du="http://schemas.microsoft.com/office/word/2023/wordml/word16du" xmlns:w16sdtdh="http://schemas.microsoft.com/office/word/2020/wordml/sdtdatahash" xmlns:w16sdtfl="http://schemas.microsoft.com/office/word/2024/wordml/sdtformatlock" xmlns:w16se="http://schemas.microsoft.com/office/word/2015/wordml/symex" xmlns:wpg="http://schemas.microsoft.com/office/word/2010/wordprocessingGroup" xmlns:wpi="http://schemas.microsoft.com/office/word/2010/wordprocessingInk" xmlns:wne="http://schemas.microsoft.com/office/word/2006/wordml" xmlns:wps="http://schemas.microsoft.com/office/word/2010/wordprocessingShape" mc:Ignorable="w14 w15 w16se w16cid w16 w16cex w16sdtdh w16sdtfl w16du wp14">
   <w:abstractNum w:abstractNumId="0" w15:restartNumberingAfterBreak="0">
+    <w:nsid w:val="02CD1154"/>
+    <w:multiLevelType w:val="hybridMultilevel"/>
+    <w:tmpl w:val="6164D654"/>
+    <w:lvl w:ilvl="0" w:tplc="4009000F">
+      <w:start w:val="1"/>
+      <w:numFmt w:val="decimal"/>
+      <w:lvlText w:val="%1."/>
+      <w:lvlJc w:val="left"/>
+      <w:pPr>
+        <w:ind w:left="720" w:hanging="360"/>
+      </w:pPr>
+      <w:rPr>
+        <w:rFonts w:hint="default"/>
+      </w:rPr>
+    </w:lvl>
+    <w:lvl w:ilvl="1" w:tplc="40090019" w:tentative="1">
+      <w:start w:val="1"/>
+      <w:numFmt w:val="lowerLetter"/>
+      <w:lvlText w:val="%2."/>
+      <w:lvlJc w:val="left"/>
+      <w:pPr>
+        <w:ind w:left="1440" w:hanging="360"/>
+      </w:pPr>
+    </w:lvl>
+    <w:lvl w:ilvl="2" w:tplc="4009001B" w:tentative="1">
+      <w:start w:val="1"/>
+      <w:numFmt w:val="lowerRoman"/>
+      <w:lvlText w:val="%3."/>
+      <w:lvlJc w:val="right"/>
+      <w:pPr>
+        <w:ind w:left="2160" w:hanging="180"/>
+      </w:pPr>
+    </w:lvl>
+    <w:lvl w:ilvl="3" w:tplc="4009000F" w:tentative="1">
+      <w:start w:val="1"/>
+      <w:numFmt w:val="decimal"/>
+      <w:lvlText w:val="%4."/>
+      <w:lvlJc w:val="left"/>
+      <w:pPr>
+        <w:ind w:left="2880" w:hanging="360"/>
+      </w:pPr>
+    </w:lvl>
+    <w:lvl w:ilvl="4" w:tplc="40090019" w:tentative="1">
+      <w:start w:val="1"/>
+      <w:numFmt w:val="lowerLetter"/>
+      <w:lvlText w:val="%5."/>
+      <w:lvlJc w:val="left"/>
+      <w:pPr>
+        <w:ind w:left="3600" w:hanging="360"/>
+      </w:pPr>
+    </w:lvl>
+    <w:lvl w:ilvl="5" w:tplc="4009001B" w:tentative="1">
+      <w:start w:val="1"/>
+      <w:numFmt w:val="lowerRoman"/>
+      <w:lvlText w:val="%6."/>
+      <w:lvlJc w:val="right"/>
+      <w:pPr>
+        <w:ind w:left="4320" w:hanging="180"/>
+      </w:pPr>
+    </w:lvl>
+    <w:lvl w:ilvl="6" w:tplc="4009000F" w:tentative="1">
+      <w:start w:val="1"/>
+      <w:numFmt w:val="decimal"/>
+      <w:lvlText w:val="%7."/>
+      <w:lvlJc w:val="left"/>
+      <w:pPr>
+        <w:ind w:left="5040" w:hanging="360"/>
+      </w:pPr>
+    </w:lvl>
+    <w:lvl w:ilvl="7" w:tplc="40090019" w:tentative="1">
+      <w:start w:val="1"/>
+      <w:numFmt w:val="lowerLetter"/>
+      <w:lvlText w:val="%8."/>
+      <w:lvlJc w:val="left"/>
+      <w:pPr>
+        <w:ind w:left="5760" w:hanging="360"/>
+      </w:pPr>
+    </w:lvl>
+    <w:lvl w:ilvl="8" w:tplc="4009001B" w:tentative="1">
+      <w:start w:val="1"/>
+      <w:numFmt w:val="lowerRoman"/>
+      <w:lvlText w:val="%9."/>
+      <w:lvlJc w:val="right"/>
+      <w:pPr>
+        <w:ind w:left="6480" w:hanging="180"/>
+      </w:pPr>
+    </w:lvl>
+  </w:abstractNum>
+  <w:abstractNum w:abstractNumId="1" w15:restartNumberingAfterBreak="0">
+    <w:nsid w:val="0B08700C"/>
+    <w:multiLevelType w:val="hybridMultilevel"/>
+    <w:tmpl w:val="89E0F46C"/>
+    <w:lvl w:ilvl="0" w:tplc="4009000F">
+      <w:start w:val="1"/>
+      <w:numFmt w:val="decimal"/>
+      <w:lvlText w:val="%1."/>
+      <w:lvlJc w:val="left"/>
+      <w:pPr>
+        <w:ind w:left="720" w:hanging="360"/>
+      </w:pPr>
+      <w:rPr>
+        <w:rFonts w:hint="default"/>
+      </w:rPr>
+    </w:lvl>
+    <w:lvl w:ilvl="1" w:tplc="40090019">
+      <w:start w:val="1"/>
+      <w:numFmt w:val="lowerLetter"/>
+      <w:lvlText w:val="%2."/>
+      <w:lvlJc w:val="left"/>
+      <w:pPr>
+        <w:ind w:left="1440" w:hanging="360"/>
+      </w:pPr>
+    </w:lvl>
+    <w:lvl w:ilvl="2" w:tplc="4009001B" w:tentative="1">
+      <w:start w:val="1"/>
+      <w:numFmt w:val="lowerRoman"/>
+      <w:lvlText w:val="%3."/>
+      <w:lvlJc w:val="right"/>
+      <w:pPr>
+        <w:ind w:left="2160" w:hanging="180"/>
+      </w:pPr>
+    </w:lvl>
+    <w:lvl w:ilvl="3" w:tplc="4009000F" w:tentative="1">
+      <w:start w:val="1"/>
+      <w:numFmt w:val="decimal"/>
+      <w:lvlText w:val="%4."/>
+      <w:lvlJc w:val="left"/>
+      <w:pPr>
+        <w:ind w:left="2880" w:hanging="360"/>
+      </w:pPr>
+    </w:lvl>
+    <w:lvl w:ilvl="4" w:tplc="40090019" w:tentative="1">
+      <w:start w:val="1"/>
+      <w:numFmt w:val="lowerLetter"/>
+      <w:lvlText w:val="%5."/>
+      <w:lvlJc w:val="left"/>
+      <w:pPr>
+        <w:ind w:left="3600" w:hanging="360"/>
+      </w:pPr>
+    </w:lvl>
+    <w:lvl w:ilvl="5" w:tplc="4009001B" w:tentative="1">
+      <w:start w:val="1"/>
+      <w:numFmt w:val="lowerRoman"/>
+      <w:lvlText w:val="%6."/>
+      <w:lvlJc w:val="right"/>
+      <w:pPr>
+        <w:ind w:left="4320" w:hanging="180"/>
+      </w:pPr>
+    </w:lvl>
+    <w:lvl w:ilvl="6" w:tplc="4009000F" w:tentative="1">
+      <w:start w:val="1"/>
+      <w:numFmt w:val="decimal"/>
+      <w:lvlText w:val="%7."/>
+      <w:lvlJc w:val="left"/>
+      <w:pPr>
+        <w:ind w:left="5040" w:hanging="360"/>
+      </w:pPr>
+    </w:lvl>
+    <w:lvl w:ilvl="7" w:tplc="40090019" w:tentative="1">
+      <w:start w:val="1"/>
+      <w:numFmt w:val="lowerLetter"/>
+      <w:lvlText w:val="%8."/>
+      <w:lvlJc w:val="left"/>
+      <w:pPr>
+        <w:ind w:left="5760" w:hanging="360"/>
+      </w:pPr>
+    </w:lvl>
+    <w:lvl w:ilvl="8" w:tplc="4009001B" w:tentative="1">
+      <w:start w:val="1"/>
+      <w:numFmt w:val="lowerRoman"/>
+      <w:lvlText w:val="%9."/>
+      <w:lvlJc w:val="right"/>
+      <w:pPr>
+        <w:ind w:left="6480" w:hanging="180"/>
+      </w:pPr>
+    </w:lvl>
+  </w:abstractNum>
+  <w:abstractNum w:abstractNumId="2" w15:restartNumberingAfterBreak="0">
     <w:nsid w:val="113F5762"/>
     <w:multiLevelType w:val="hybridMultilevel"/>
     <w:tmpl w:val="1018AF98"/>
@@ -173,7 +2091,7 @@
       </w:pPr>
     </w:lvl>
   </w:abstractNum>
-  <w:abstractNum w:abstractNumId="1" w15:restartNumberingAfterBreak="0">
+  <w:abstractNum w:abstractNumId="3" w15:restartNumberingAfterBreak="0">
     <w:nsid w:val="1AF43D60"/>
     <w:multiLevelType w:val="hybridMultilevel"/>
     <w:tmpl w:val="D01EAA82"/>
@@ -262,7 +2180,7 @@
       </w:pPr>
     </w:lvl>
   </w:abstractNum>
-  <w:abstractNum w:abstractNumId="2" w15:restartNumberingAfterBreak="0">
+  <w:abstractNum w:abstractNumId="4" w15:restartNumberingAfterBreak="0">
     <w:nsid w:val="1BF23782"/>
     <w:multiLevelType w:val="hybridMultilevel"/>
     <w:tmpl w:val="BA0C0BF4"/>
@@ -351,7 +2269,7 @@
       </w:pPr>
     </w:lvl>
   </w:abstractNum>
-  <w:abstractNum w:abstractNumId="3" w15:restartNumberingAfterBreak="0">
+  <w:abstractNum w:abstractNumId="5" w15:restartNumberingAfterBreak="0">
     <w:nsid w:val="1C116DBD"/>
     <w:multiLevelType w:val="hybridMultilevel"/>
     <w:tmpl w:val="D85E17DE"/>
@@ -440,7 +2358,7 @@
       </w:pPr>
     </w:lvl>
   </w:abstractNum>
-  <w:abstractNum w:abstractNumId="4" w15:restartNumberingAfterBreak="0">
+  <w:abstractNum w:abstractNumId="6" w15:restartNumberingAfterBreak="0">
     <w:nsid w:val="3B863145"/>
     <w:multiLevelType w:val="hybridMultilevel"/>
     <w:tmpl w:val="9CE47080"/>
@@ -529,7 +2447,7 @@
       </w:pPr>
     </w:lvl>
   </w:abstractNum>
-  <w:abstractNum w:abstractNumId="5" w15:restartNumberingAfterBreak="0">
+  <w:abstractNum w:abstractNumId="7" w15:restartNumberingAfterBreak="0">
     <w:nsid w:val="3FBE295F"/>
     <w:multiLevelType w:val="hybridMultilevel"/>
     <w:tmpl w:val="E6784CE2"/>
@@ -618,7 +2536,7 @@
       </w:pPr>
     </w:lvl>
   </w:abstractNum>
-  <w:abstractNum w:abstractNumId="6" w15:restartNumberingAfterBreak="0">
+  <w:abstractNum w:abstractNumId="8" w15:restartNumberingAfterBreak="0">
     <w:nsid w:val="4B622161"/>
     <w:multiLevelType w:val="hybridMultilevel"/>
     <w:tmpl w:val="05666FE0"/>
@@ -707,7 +2625,7 @@
       </w:pPr>
     </w:lvl>
   </w:abstractNum>
-  <w:abstractNum w:abstractNumId="7" w15:restartNumberingAfterBreak="0">
+  <w:abstractNum w:abstractNumId="9" w15:restartNumberingAfterBreak="0">
     <w:nsid w:val="4E3042B3"/>
     <w:multiLevelType w:val="hybridMultilevel"/>
     <w:tmpl w:val="CB66BE36"/>
@@ -796,7 +2714,7 @@
       </w:pPr>
     </w:lvl>
   </w:abstractNum>
-  <w:abstractNum w:abstractNumId="8" w15:restartNumberingAfterBreak="0">
+  <w:abstractNum w:abstractNumId="10" w15:restartNumberingAfterBreak="0">
     <w:nsid w:val="4E5726A3"/>
     <w:multiLevelType w:val="hybridMultilevel"/>
     <w:tmpl w:val="691A6B86"/>
@@ -885,7 +2803,7 @@
       </w:pPr>
     </w:lvl>
   </w:abstractNum>
-  <w:abstractNum w:abstractNumId="9" w15:restartNumberingAfterBreak="0">
+  <w:abstractNum w:abstractNumId="11" w15:restartNumberingAfterBreak="0">
     <w:nsid w:val="56CC268D"/>
     <w:multiLevelType w:val="hybridMultilevel"/>
     <w:tmpl w:val="CEFC3EAA"/>
@@ -974,7 +2892,7 @@
       </w:pPr>
     </w:lvl>
   </w:abstractNum>
-  <w:abstractNum w:abstractNumId="10" w15:restartNumberingAfterBreak="0">
+  <w:abstractNum w:abstractNumId="12" w15:restartNumberingAfterBreak="0">
     <w:nsid w:val="586E3DAE"/>
     <w:multiLevelType w:val="hybridMultilevel"/>
     <w:tmpl w:val="F488ACB0"/>
@@ -1063,7 +2981,96 @@
       </w:pPr>
     </w:lvl>
   </w:abstractNum>
-  <w:abstractNum w:abstractNumId="11" w15:restartNumberingAfterBreak="0">
+  <w:abstractNum w:abstractNumId="13" w15:restartNumberingAfterBreak="0">
+    <w:nsid w:val="5C753722"/>
+    <w:multiLevelType w:val="hybridMultilevel"/>
+    <w:tmpl w:val="D1EC00FE"/>
+    <w:lvl w:ilvl="0" w:tplc="4009000F">
+      <w:start w:val="1"/>
+      <w:numFmt w:val="decimal"/>
+      <w:lvlText w:val="%1."/>
+      <w:lvlJc w:val="left"/>
+      <w:pPr>
+        <w:ind w:left="720" w:hanging="360"/>
+      </w:pPr>
+      <w:rPr>
+        <w:rFonts w:hint="default"/>
+      </w:rPr>
+    </w:lvl>
+    <w:lvl w:ilvl="1" w:tplc="40090019" w:tentative="1">
+      <w:start w:val="1"/>
+      <w:numFmt w:val="lowerLetter"/>
+      <w:lvlText w:val="%2."/>
+      <w:lvlJc w:val="left"/>
+      <w:pPr>
+        <w:ind w:left="1440" w:hanging="360"/>
+      </w:pPr>
+    </w:lvl>
+    <w:lvl w:ilvl="2" w:tplc="4009001B" w:tentative="1">
+      <w:start w:val="1"/>
+      <w:numFmt w:val="lowerRoman"/>
+      <w:lvlText w:val="%3."/>
+      <w:lvlJc w:val="right"/>
+      <w:pPr>
+        <w:ind w:left="2160" w:hanging="180"/>
+      </w:pPr>
+    </w:lvl>
+    <w:lvl w:ilvl="3" w:tplc="4009000F" w:tentative="1">
+      <w:start w:val="1"/>
+      <w:numFmt w:val="decimal"/>
+      <w:lvlText w:val="%4."/>
+      <w:lvlJc w:val="left"/>
+      <w:pPr>
+        <w:ind w:left="2880" w:hanging="360"/>
+      </w:pPr>
+    </w:lvl>
+    <w:lvl w:ilvl="4" w:tplc="40090019" w:tentative="1">
+      <w:start w:val="1"/>
+      <w:numFmt w:val="lowerLetter"/>
+      <w:lvlText w:val="%5."/>
+      <w:lvlJc w:val="left"/>
+      <w:pPr>
+        <w:ind w:left="3600" w:hanging="360"/>
+      </w:pPr>
+    </w:lvl>
+    <w:lvl w:ilvl="5" w:tplc="4009001B" w:tentative="1">
+      <w:start w:val="1"/>
+      <w:numFmt w:val="lowerRoman"/>
+      <w:lvlText w:val="%6."/>
+      <w:lvlJc w:val="right"/>
+      <w:pPr>
+        <w:ind w:left="4320" w:hanging="180"/>
+      </w:pPr>
+    </w:lvl>
+    <w:lvl w:ilvl="6" w:tplc="4009000F" w:tentative="1">
+      <w:start w:val="1"/>
+      <w:numFmt w:val="decimal"/>
+      <w:lvlText w:val="%7."/>
+      <w:lvlJc w:val="left"/>
+      <w:pPr>
+        <w:ind w:left="5040" w:hanging="360"/>
+      </w:pPr>
+    </w:lvl>
+    <w:lvl w:ilvl="7" w:tplc="40090019" w:tentative="1">
+      <w:start w:val="1"/>
+      <w:numFmt w:val="lowerLetter"/>
+      <w:lvlText w:val="%8."/>
+      <w:lvlJc w:val="left"/>
+      <w:pPr>
+        <w:ind w:left="5760" w:hanging="360"/>
+      </w:pPr>
+    </w:lvl>
+    <w:lvl w:ilvl="8" w:tplc="4009001B" w:tentative="1">
+      <w:start w:val="1"/>
+      <w:numFmt w:val="lowerRoman"/>
+      <w:lvlText w:val="%9."/>
+      <w:lvlJc w:val="right"/>
+      <w:pPr>
+        <w:ind w:left="6480" w:hanging="180"/>
+      </w:pPr>
+    </w:lvl>
+  </w:abstractNum>
+  <w:abstractNum w:abstractNumId="14" w15:restartNumberingAfterBreak="0">
     <w:nsid w:val="695109BD"/>
     <w:multiLevelType w:val="hybridMultilevel"/>
     <w:tmpl w:val="4F3C046A"/>
@@ -1153,40 +3160,49 @@
     </w:lvl>
   </w:abstractNum>
   <w:num w:numId="1" w16cid:durableId="1196117315">
+    <w:abstractNumId w:val="6"/>
+  </w:num>
+  <w:num w:numId="2" w16cid:durableId="804271747">
+    <w:abstractNumId w:val="2"/>
+  </w:num>
+  <w:num w:numId="3" w16cid:durableId="343282892">
+    <w:abstractNumId w:val="12"/>
+  </w:num>
+  <w:num w:numId="4" w16cid:durableId="395977062">
+    <w:abstractNumId w:val="8"/>
+  </w:num>
+  <w:num w:numId="5" w16cid:durableId="448014354">
+    <w:abstractNumId w:val="9"/>
+  </w:num>
+  <w:num w:numId="6" w16cid:durableId="277875466">
+    <w:abstractNumId w:val="10"/>
+  </w:num>
+  <w:num w:numId="7" w16cid:durableId="2072926134">
+    <w:abstractNumId w:val="5"/>
+  </w:num>
+  <w:num w:numId="8" w16cid:durableId="1149781602">
+    <w:abstractNumId w:val="7"/>
+  </w:num>
+  <w:num w:numId="9" w16cid:durableId="1179194197">
+    <w:abstractNumId w:val="3"/>
+  </w:num>
+  <w:num w:numId="10" w16cid:durableId="728267821">
+    <w:abstractNumId w:val="14"/>
+  </w:num>
+  <w:num w:numId="11" w16cid:durableId="665868222">
+    <w:abstractNumId w:val="11"/>
+  </w:num>
+  <w:num w:numId="12" w16cid:durableId="642124909">
     <w:abstractNumId w:val="4"/>
   </w:num>
-  <w:num w:numId="2" w16cid:durableId="804271747">
+  <w:num w:numId="13" w16cid:durableId="614486242">
     <w:abstractNumId w:val="0"/>
   </w:num>
-  <w:num w:numId="3" w16cid:durableId="343282892">
-    <w:abstractNumId w:val="10"/>
-  </w:num>
-  <w:num w:numId="4" w16cid:durableId="395977062">
-    <w:abstractNumId w:val="6"/>
-  </w:num>
-  <w:num w:numId="5" w16cid:durableId="448014354">
-    <w:abstractNumId w:val="7"/>
-  </w:num>
-  <w:num w:numId="6" w16cid:durableId="277875466">
-    <w:abstractNumId w:val="8"/>
-  </w:num>
-  <w:num w:numId="7" w16cid:durableId="2072926134">
-    <w:abstractNumId w:val="3"/>
-  </w:num>
-  <w:num w:numId="8" w16cid:durableId="1149781602">
-    <w:abstractNumId w:val="5"/>
-  </w:num>
-  <w:num w:numId="9" w16cid:durableId="1179194197">
+  <w:num w:numId="14" w16cid:durableId="69928234">
     <w:abstractNumId w:val="1"/>
   </w:num>
-  <w:num w:numId="10" w16cid:durableId="728267821">
-    <w:abstractNumId w:val="11"/>
-  </w:num>
-  <w:num w:numId="11" w16cid:durableId="665868222">
-    <w:abstractNumId w:val="9"/>
-  </w:num>
-  <w:num w:numId="12" w16cid:durableId="642124909">
-    <w:abstractNumId w:val="2"/>
+  <w:num w:numId="15" w16cid:durableId="1855874037">
+    <w:abstractNumId w:val="13"/>
   </w:num>
 </w:numbering>
 </file>
